--- a/tours/Signature/英文行程/Natural China-16D.docx
+++ b/tours/Signature/英文行程/Natural China-16D.docx
@@ -566,7 +566,7 @@
         <w:rPr>
           <w:rFonts w:hint="default" w:ascii="Times New Roman" w:hAnsi="Times New Roman" w:cs="Times New Roman"/>
         </w:rPr>
-        <w:t>Licheng Yitian West Street Hotel Yangshuo or similar 4.5-star accommodation</w:t>
+        <w:t>Licheng Yitian West Street Hotel Yangshuo or similar 5-star accommodation</w:t>
       </w:r>
     </w:p>
     <w:p>
@@ -1986,7 +1986,7 @@
           <w:szCs w:val="24"/>
           <w:lang w:val="en-US" w:eastAsia="zh-CN" w:bidi="ar"/>
         </w:rPr>
-        <w:t>4-5</w:t>
+        <w:t>5</w:t>
       </w:r>
       <w:r>
         <w:rPr>
